--- a/en/wisdom-stories/to-be-fasting.docx
+++ b/en/wisdom-stories/to-be-fasting.docx
@@ -4,176 +4,96 @@
   <w:body>
     <w:p>
       <w:pPr>
-        <w:spacing w:before="0" w:after="60"/>
-        <w:jc w:val="left"/>
+        <w:pStyle w:val="Title"/>
       </w:pPr>
       <w:r>
-        <w:rPr>
-          <w:rFonts w:ascii="Arial" w:hAnsi="Arial" w:eastAsia="Arial"/>
-          <w:i w:val="0"/>
-          <w:color w:val="000000"/>
-          <w:sz w:val="52"/>
-        </w:rPr>
         <w:t>Fasting</w:t>
       </w:r>
     </w:p>
     <w:p>
-      <w:pPr>
-        <w:jc w:val="left"/>
-      </w:pPr>
+      <w:pPr/>
       <w:r>
-        <w:rPr>
-          <w:rFonts w:ascii="Arial" w:hAnsi="Arial" w:eastAsia="Arial"/>
-          <w:i w:val="0"/>
-          <w:color w:val="000000"/>
-          <w:sz w:val="22"/>
-        </w:rPr>
-        <w:t>A few young men see an old man sitting in a corner eating during Ramadan. They approach him and ask him jokingly:</w:t>
+        <w:t>During Ramadan, several young men saw an older man eating and approached him with a teasing question.</w:t>
       </w:r>
     </w:p>
     <w:p>
       <w:pPr>
-        <w:jc w:val="left"/>
+        <w:spacing w:after="80"/>
       </w:pPr>
       <w:r>
-        <w:rPr>
-          <w:rFonts w:ascii="Arial" w:hAnsi="Arial" w:eastAsia="Arial"/>
-          <w:i w:val="0"/>
-          <w:color w:val="000000"/>
-          <w:sz w:val="22"/>
-        </w:rPr>
-        <w:t>— Come on, uncle, are you eating, aren't you fasting?</w:t>
+        <w:t>“Aren’t you fasting, uncle?”</w:t>
       </w:r>
     </w:p>
     <w:p>
       <w:pPr>
-        <w:jc w:val="left"/>
+        <w:spacing w:after="80"/>
       </w:pPr>
       <w:r>
-        <w:rPr>
-          <w:rFonts w:ascii="Arial" w:hAnsi="Arial" w:eastAsia="Arial"/>
-          <w:i w:val="0"/>
-          <w:color w:val="000000"/>
-          <w:sz w:val="22"/>
-        </w:rPr>
-        <w:t>The old man: — Of course, I'm fasting, I just drink water and eat.</w:t>
+        <w:t>“Of course I am. I’m only eating and drinking.”</w:t>
       </w:r>
     </w:p>
     <w:p>
       <w:pPr>
-        <w:jc w:val="left"/>
+        <w:spacing w:after="80"/>
       </w:pPr>
       <w:r>
-        <w:rPr>
-          <w:rFonts w:ascii="Arial" w:hAnsi="Arial" w:eastAsia="Arial"/>
-          <w:i w:val="0"/>
-          <w:color w:val="000000"/>
-          <w:sz w:val="22"/>
-        </w:rPr>
-        <w:t>The young men laugh: — What kind of fasting is this?</w:t>
+        <w:t>They laughed. “What sort of fast is that?”</w:t>
+      </w:r>
+    </w:p>
+    <w:p>
+      <w:pPr/>
+      <w:r>
+        <w:t>“I refrain from lies, malice, mockery, waste, insults, gossip, and coveting what belongs to others. Illness prevents me from going without food.” Then he asked:</w:t>
       </w:r>
     </w:p>
     <w:p>
       <w:pPr>
-        <w:jc w:val="left"/>
+        <w:spacing w:after="80"/>
       </w:pPr>
       <w:r>
-        <w:rPr>
-          <w:rFonts w:ascii="Arial" w:hAnsi="Arial" w:eastAsia="Arial"/>
-          <w:i w:val="0"/>
-          <w:color w:val="000000"/>
-          <w:sz w:val="22"/>
-        </w:rPr>
-        <w:t>The old man says: — Of course, I'm fasting. I don't lie, I don't look at anyone with a bad eye, I don't make fun of anyone, I don't waste, I don't insult anyone, I don't gossip, I don't covet anyone's property. Because I suffer from a certain illness, I can't force myself to fast, just because I have a stomach ache. — Then he turns to the young men and asks:</w:t>
+        <w:t>“And you? Are you fasting?”</w:t>
       </w:r>
     </w:p>
     <w:p>
       <w:pPr>
-        <w:jc w:val="left"/>
+        <w:keepNext/>
+        <w:spacing w:after="80"/>
       </w:pPr>
       <w:r>
-        <w:rPr>
-          <w:rFonts w:ascii="Arial" w:hAnsi="Arial" w:eastAsia="Arial"/>
-          <w:i w:val="0"/>
-          <w:color w:val="000000"/>
-          <w:sz w:val="22"/>
-        </w:rPr>
-        <w:t>— And what about you, are you fasting?</w:t>
+        <w:t>They lowered their heads. “No. We’re only going without food.”</w:t>
       </w:r>
     </w:p>
     <w:p>
       <w:pPr>
-        <w:jc w:val="left"/>
+        <w:keepNext/>
+        <w:keepLines/>
+        <w:spacing w:before="160"/>
       </w:pPr>
       <w:r>
         <w:rPr>
-          <w:rFonts w:ascii="Arial" w:hAnsi="Arial" w:eastAsia="Arial"/>
-          <w:i w:val="0"/>
-          <w:color w:val="000000"/>
-          <w:sz w:val="22"/>
+          <w:b/>
         </w:rPr>
-        <w:t>The young men look embarrassed and lower their heads: — No, we're not fasting, we're just not eating.</w:t>
+        <w:t>Moral:</w:t>
+      </w:r>
+      <w:r>
+        <w:t xml:space="preserve"> If a person abstains from food and does not abstain from lying, backbiting, insulting, and evil deeds, he is not fully experiencing the spiritual spirit of fasting.</w:t>
       </w:r>
     </w:p>
     <w:p>
       <w:pPr>
-        <w:pStyle w:val="Moral"/>
-        <w:keepNext/>
-        <w:keepLines/>
-        <w:widowControl/>
-        <w:spacing w:before="240" w:after="180" w:line="283" w:lineRule="auto"/>
-        <w:ind w:left="240" w:right="240"/>
-        <w:jc w:val="left"/>
-        <w:pBdr>
-          <w:top w:val="single" w:sz="8" w:space="7" w:color="E8D59A"/>
-          <w:left w:val="single" w:sz="32" w:space="11" w:color="C6A23A"/>
-          <w:bottom w:val="single" w:sz="8" w:space="7" w:color="E8D59A"/>
-          <w:right w:val="single" w:sz="8" w:space="11" w:color="E8D59A"/>
-        </w:pBdr>
-        <w:shd w:val="clear" w:color="auto" w:fill="FFF8E1"/>
+        <w:spacing w:after="80"/>
       </w:pPr>
       <w:r>
         <w:rPr>
-          <w:rFonts w:ascii="Arial" w:hAnsi="Arial" w:eastAsia="Arial" w:cs="Arial"/>
-          <w:b/>
-          <w:i w:val="0"/>
-          <w:color w:val="9A7417"/>
-          <w:sz w:val="22"/>
+          <w:i/>
+          <w:sz w:val="18"/>
         </w:rPr>
-        <w:t xml:space="preserve">Moral: </w:t>
-      </w:r>
-      <w:r>
-        <w:rPr>
-          <w:rFonts w:ascii="Arial" w:hAnsi="Arial" w:eastAsia="Arial" w:cs="Arial"/>
-          <w:b w:val="0"/>
-          <w:i w:val="0"/>
-          <w:color w:val="3F3826"/>
-          <w:sz w:val="22"/>
-        </w:rPr>
-        <w:t>If a person abstains from food and does not abstain from lying, backbiting, insulting, and evil deeds, he is not fully experiencing the spiritual spirit of fasting.</w:t>
-      </w:r>
-    </w:p>
-    <w:p>
-      <w:pPr>
-        <w:keepLines/>
-        <w:widowControl/>
-        <w:spacing w:before="60" w:after="0" w:line="240" w:lineRule="auto"/>
-        <w:jc w:val="right"/>
-      </w:pPr>
-      <w:r>
-        <w:rPr>
-          <w:rFonts w:ascii="Arial" w:hAnsi="Arial" w:eastAsia="Arial" w:cs="Arial"/>
-          <w:b w:val="0"/>
-          <w:i/>
-          <w:color w:val="8A7950"/>
-          <w:sz w:val="17"/>
-        </w:rPr>
-        <w:t>The story was obtained from open Internet sources.</w:t>
+        <w:t>Source: Publicly available internet sources.</w:t>
       </w:r>
     </w:p>
     <w:sectPr>
       <w:pgSz w:w="12240" w:h="15840"/>
-      <w:pgMar w:top="1440" w:right="1440" w:bottom="1440" w:left="1440" w:header="708" w:footer="708" w:gutter="0"/>
+      <w:pgMar w:top="1080" w:right="1224" w:bottom="1080" w:left="1224" w:header="720" w:footer="720" w:gutter="0"/>
       <w:cols w:space="720"/>
       <w:docGrid w:linePitch="360"/>
     </w:sectPr>
@@ -545,12 +465,14 @@
     <w:qFormat/>
     <w:rsid w:val="00FC693F"/>
     <w:pPr>
-      <w:spacing w:before="0" w:after="160" w:line="276" w:lineRule="auto"/>
+      <w:widowControl/>
+      <w:spacing w:after="120" w:line="259" w:lineRule="auto"/>
     </w:pPr>
     <w:rPr>
-      <w:rFonts w:ascii="Arial" w:hAnsi="Arial" w:eastAsia="Arial"/>
+      <w:rFonts w:ascii="Arial" w:hAnsi="Arial"/>
       <w:color w:val="000000"/>
       <w:sz w:val="22"/>
+      <w:lang w:val="en-US"/>
     </w:rPr>
   </w:style>
   <w:style w:type="paragraph" w:styleId="Header">
@@ -894,18 +816,17 @@
     <w:qFormat/>
     <w:rsid w:val="00FC693F"/>
     <w:pPr>
-      <w:pBdr>
-        <w:bottom w:val="single" w:sz="8" w:space="4" w:color="4F81BD" w:themeColor="accent1"/>
-      </w:pBdr>
-      <w:spacing w:after="300" w:line="240" w:lineRule="auto"/>
+      <w:keepNext/>
+      <w:spacing w:after="280" w:line="240" w:lineRule="auto"/>
       <w:contextualSpacing/>
     </w:pPr>
     <w:rPr>
-      <w:rFonts w:asciiTheme="majorHAnsi" w:eastAsiaTheme="majorEastAsia" w:hAnsiTheme="majorHAnsi" w:cstheme="majorBidi"/>
-      <w:color w:val="17365D" w:themeColor="text2" w:themeShade="BF"/>
+      <w:rFonts w:asciiTheme="majorHAnsi" w:eastAsiaTheme="majorEastAsia" w:hAnsiTheme="majorHAnsi" w:cstheme="majorBidi" w:ascii="Arial" w:hAnsi="Arial"/>
+      <w:b/>
+      <w:color w:val="000000"/>
       <w:spacing w:val="5"/>
       <w:kern w:val="28"/>
-      <w:sz w:val="52"/>
+      <w:sz w:val="34"/>
       <w:szCs w:val="52"/>
     </w:rPr>
   </w:style>
@@ -1381,9 +1302,6 @@
     <w:qFormat/>
     <w:rsid w:val="00FC693F"/>
     <w:pPr>
-      <w:pBdr>
-        <w:bottom w:val="single" w:sz="4" w:space="4" w:color="4F81BD" w:themeColor="accent1"/>
-      </w:pBdr>
       <w:spacing w:before="200" w:after="280"/>
       <w:ind w:left="936" w:right="936"/>
     </w:pPr>
@@ -12234,18 +12152,6 @@
         <w:shd w:val="clear" w:color="auto" w:fill="FBCAA2" w:themeFill="accent6" w:themeFillTint="7F"/>
       </w:tcPr>
     </w:tblStylePr>
-  </w:style>
-  <w:style w:type="paragraph" w:customStyle="1" w:styleId="Moral">
-    <w:name w:val="Moral"/>
-    <w:basedOn w:val="Normal"/>
-    <w:pPr>
-      <w:spacing w:before="160" w:after="0" w:line="276" w:lineRule="auto"/>
-    </w:pPr>
-    <w:rPr>
-      <w:rFonts w:ascii="Arial" w:hAnsi="Arial" w:eastAsia="Arial"/>
-      <w:i/>
-      <w:sz w:val="22"/>
-    </w:rPr>
   </w:style>
 </w:styles>
 </file>

--- a/en/wisdom-stories/to-be-fasting.docx
+++ b/en/wisdom-stories/to-be-fasting.docx
@@ -13,7 +13,7 @@
     <w:p>
       <w:pPr/>
       <w:r>
-        <w:t>During Ramadan, several young men saw an older man eating and approached him with a teasing question.</w:t>
+        <w:t>During Ramadan, several young men saw an older man sitting in a corner eating and approached him with a teasing question.</w:t>
       </w:r>
     </w:p>
     <w:p>
@@ -21,7 +21,7 @@
         <w:spacing w:after="80"/>
       </w:pPr>
       <w:r>
-        <w:t>“Aren’t you fasting, uncle?”</w:t>
+        <w:t>“You’re eating, uncle — aren’t you fasting?”</w:t>
       </w:r>
     </w:p>
     <w:p>
@@ -29,7 +29,7 @@
         <w:spacing w:after="80"/>
       </w:pPr>
       <w:r>
-        <w:t>“Of course I am. I’m only eating and drinking.”</w:t>
+        <w:t>“Of course I am. I’m only drinking water and eating.”</w:t>
       </w:r>
     </w:p>
     <w:p>
@@ -43,7 +43,7 @@
     <w:p>
       <w:pPr/>
       <w:r>
-        <w:t>“I refrain from lies, malice, mockery, waste, insults, gossip, and coveting what belongs to others. Illness prevents me from going without food.” Then he asked:</w:t>
+        <w:t>“I am fasting. I do not lie, look at anyone with an evil eye, mock people, waste, humiliate anyone, gossip, or covet what belongs to others. Illness prevents me from going without food.” Then he asked:</w:t>
       </w:r>
     </w:p>
     <w:p>
@@ -60,7 +60,7 @@
         <w:spacing w:after="80"/>
       </w:pPr>
       <w:r>
-        <w:t>They lowered their heads. “No. We’re only going without food.”</w:t>
+        <w:t>Ashamed, they lowered their heads. “No. We’re only going without food.”</w:t>
       </w:r>
     </w:p>
     <w:p>
@@ -73,11 +73,9 @@
         <w:rPr>
           <w:b/>
         </w:rPr>
-        <w:t>Moral:</w:t>
+        <w:t>Moral: If a person abstains from food and does not abstain from lying, backbiting, insulting, and evil deeds, he is not fully living the true spirit of the fast.</w:t>
       </w:r>
-      <w:r>
-        <w:t xml:space="preserve"> If a person abstains from food and does not abstain from lying, backbiting, insulting, and evil deeds, he is not fully experiencing the spiritual spirit of fasting.</w:t>
-      </w:r>
+      <w:r/>
     </w:p>
     <w:p>
       <w:pPr>
@@ -88,7 +86,7 @@
           <w:i/>
           <w:sz w:val="18"/>
         </w:rPr>
-        <w:t>Source: Publicly available internet sources.</w:t>
+        <w:t>Stories are taken from open Internet sources; illustrations were created with AI.</w:t>
       </w:r>
     </w:p>
     <w:sectPr>
